--- a/resumes/Zukowski_Resume_Risk.docx
+++ b/resumes/Zukowski_Resume_Risk.docx
@@ -112,9 +112,9 @@
           <w:i w:val="0"/>
           <w:sz w:val="17"/>
         </w:rPr>
-        <w:t>· Digital assets since 2016 (10 years) · 74⁠-⁠vector risk taxonomy · 64 testable controls · 624⁠-⁠scenario simulation battery · Thorchain $200M insolvency modeled 13 months ahead · 8 SSRN papers · 18 federal comment letters</w:t>
+        <w:t>· Digital assets since 2016 (10 years) · 74⁠-⁠vector risk taxonomy · 64 testable controls · 624⁠-⁠scenario simulation battery · Thorchain $200M insolvency modeled 13 months ahead · 9 SSRN papers · 19 federal comment letters</w:t>
         <w:br/>
-        <w:t>· 30 USPTO patent applications across 20 families (Canonical⁠-⁠State Architecture for multi⁠-⁠agent AI research)</w:t>
+        <w:t>· 36 USPTO patent applications across 26 families (Canonical⁠-⁠State Architecture for multi⁠-⁠agent AI research)</w:t>
       </w:r>
     </w:p>
     <w:p>
@@ -216,7 +216,7 @@
         <w:ind w:left="320" w:hanging="160"/>
       </w:pPr>
       <w:r>
-        <w:t xml:space="preserve">• Authored an eight-paper SSRN-live research program covering the </w:t>
+        <w:t xml:space="preserve">• Authored a nine-paper SSRN-live research program covering the </w:t>
       </w:r>
       <w:hyperlink r:id="rId6">
         <w:r>
@@ -280,7 +280,7 @@
         <w:ind w:left="320" w:hanging="160"/>
       </w:pPr>
       <w:r>
-        <w:t xml:space="preserve">• Contributed eighteen comment letters across a federal regulatory program (OCC bank stablecoin engagement </w:t>
+        <w:t xml:space="preserve">• Contributed nineteen comment letters across a federal regulatory program (OCC bank stablecoin engagement </w:t>
       </w:r>
       <w:hyperlink r:id="rId12">
         <w:r>

--- a/resumes/Zukowski_Resume_Risk.docx
+++ b/resumes/Zukowski_Resume_Risk.docx
@@ -114,7 +114,7 @@
         </w:rPr>
         <w:t>· Digital assets since 2016 (10 years) · 74⁠-⁠vector risk taxonomy · 64 testable controls · 624⁠-⁠scenario simulation battery · Thorchain $200M insolvency modeled 13 months ahead · 9 SSRN papers · 19 federal comment letters</w:t>
         <w:br/>
-        <w:t>· 36 USPTO patent applications across 26 families (Canonical⁠-⁠State Architecture for multi⁠-⁠agent AI research)</w:t>
+        <w:t>· 37 USPTO patent applications across 26 families (Canonical⁠-⁠State Architecture for multi⁠-⁠agent AI research)</w:t>
       </w:r>
     </w:p>
     <w:p>

--- a/resumes/Zukowski_Resume_Risk.docx
+++ b/resumes/Zukowski_Resume_Risk.docx
@@ -114,7 +114,7 @@
         </w:rPr>
         <w:t>· Digital assets since 2016 (10 years) · 74⁠-⁠vector risk taxonomy · 64 testable controls · 624⁠-⁠scenario simulation battery · Thorchain $200M insolvency modeled 13 months ahead · 9 SSRN papers · 19 federal comment letters</w:t>
         <w:br/>
-        <w:t>· 37 USPTO patent applications across 26 families (Canonical⁠-⁠State Architecture for multi⁠-⁠agent AI research)</w:t>
+        <w:t>· 37 USPTO patent applications across 27 families (Canonical⁠-⁠State Architecture for multi⁠-⁠agent AI research)</w:t>
       </w:r>
     </w:p>
     <w:p>
@@ -280,7 +280,7 @@
         <w:ind w:left="320" w:hanging="160"/>
       </w:pPr>
       <w:r>
-        <w:t xml:space="preserve">• Contributed nineteen comment letters across a federal regulatory program (OCC bank stablecoin engagement </w:t>
+        <w:t xml:space="preserve">• Contributed 19 comment letters across a federal regulatory program (OCC bank stablecoin engagement </w:t>
       </w:r>
       <w:hyperlink r:id="rId12">
         <w:r>
@@ -941,7 +941,7 @@
         <w:t>Stack:</w:t>
       </w:r>
       <w:r>
-        <w:t xml:space="preserve"> Python (pandas, statsmodels, scipy, matplotlib), R (fixest, did, synthdid), SQL (DuneSQL, Trino), JavaScript / TypeScript; 22 MCP and API connections wrapping the data sources above plus GitHub; Claude.ai + Claude Code + Cursor with 74-skill library and 33-file canonical-state architecture; n8n, Apify, Git / GitHub</w:t>
+        <w:t xml:space="preserve"> Python (pandas, statsmodels, scipy, matplotlib), R (fixest, did, synthdid), SQL (DuneSQL, Trino), JavaScript / TypeScript; 22 MCP and API connections wrapping the data sources above plus GitHub; Claude.ai + Claude Code + Cursor with 77-skill library and 33-file canonical-state architecture; n8n, Apify, Git / GitHub</w:t>
       </w:r>
     </w:p>
     <w:p>

--- a/resumes/Zukowski_Resume_Risk.docx
+++ b/resumes/Zukowski_Resume_Risk.docx
@@ -941,7 +941,7 @@
         <w:t>Stack:</w:t>
       </w:r>
       <w:r>
-        <w:t xml:space="preserve"> Python (pandas, statsmodels, scipy, matplotlib), R (fixest, did, synthdid), SQL (DuneSQL, Trino), JavaScript / TypeScript; 22 MCP and API connections wrapping the data sources above plus GitHub; Claude.ai + Claude Code + Cursor with 77-skill library and 33-file canonical-state architecture; n8n, Apify, Git / GitHub</w:t>
+        <w:t xml:space="preserve"> Python (pandas, statsmodels, scipy, matplotlib), R (fixest, did, synthdid), SQL (DuneSQL, Trino), JavaScript / TypeScript; 22 MCP and API connections wrapping the data sources above plus GitHub; Claude.ai + Claude Code + Cursor with 78-skill library and 33-file canonical-state architecture; n8n, Apify, Git / GitHub</w:t>
       </w:r>
     </w:p>
     <w:p>

--- a/resumes/Zukowski_Resume_Risk.docx
+++ b/resumes/Zukowski_Resume_Risk.docx
@@ -112,7 +112,7 @@
           <w:i w:val="0"/>
           <w:sz w:val="17"/>
         </w:rPr>
-        <w:t>· Digital assets since 2016 (10 years) · 74⁠-⁠vector risk taxonomy · 64 testable controls · 624⁠-⁠scenario simulation battery · Thorchain $200M insolvency modeled 13 months ahead · 9 SSRN papers · 19 federal comment letters</w:t>
+        <w:t>· Digital assets since 2016 (10 years) · 74⁠-⁠vector risk taxonomy · 64 testable controls · 624⁠-⁠scenario simulation battery · Thorchain $200M insolvency modeled 13 months ahead · 9 SSRN papers · 21 federal comment letters</w:t>
         <w:br/>
         <w:t>· 37 USPTO patent applications across 27 families (Canonical⁠-⁠State Architecture for multi⁠-⁠agent AI research)</w:t>
       </w:r>
@@ -280,7 +280,7 @@
         <w:ind w:left="320" w:hanging="160"/>
       </w:pPr>
       <w:r>
-        <w:t xml:space="preserve">• Contributed 19 comment letters across a federal regulatory program (OCC bank stablecoin engagement </w:t>
+        <w:t xml:space="preserve">• Contributed 21 comment letters across a federal regulatory program (OCC bank stablecoin engagement </w:t>
       </w:r>
       <w:hyperlink r:id="rId12">
         <w:r>

--- a/resumes/Zukowski_Resume_Risk.docx
+++ b/resumes/Zukowski_Resume_Risk.docx
@@ -112,7 +112,7 @@
           <w:i w:val="0"/>
           <w:sz w:val="17"/>
         </w:rPr>
-        <w:t>· Digital assets since 2016 (10 years) · 74⁠-⁠vector risk taxonomy · 64 testable controls · 624⁠-⁠scenario simulation battery · Thorchain $200M insolvency modeled 13 months ahead · 9 SSRN papers · 21 federal comment letters</w:t>
+        <w:t>· Digital assets since 2016 (10 years) · 74⁠-⁠vector risk taxonomy · 64 testable controls · 624⁠-⁠configuration simulation battery · Thorchain $200M insolvency modeled 13 months ahead · 9 SSRN papers · 21 federal comment letters</w:t>
         <w:br/>
         <w:t>· 37 USPTO patent applications across 27 families (Canonical⁠-⁠State Architecture for multi⁠-⁠agent AI research)</w:t>
       </w:r>
@@ -503,7 +503,7 @@
         <w:ind w:left="320" w:hanging="160"/>
       </w:pPr>
       <w:r>
-        <w:t xml:space="preserve">• Built operational-risk taxonomies for tokenized systems: 74 risk vectors mapped to 64 testable controls and 31 program objectives across a 624-scenario simulation battery (published as </w:t>
+        <w:t xml:space="preserve">• Built operational-risk taxonomies for tokenized systems: 74 risk vectors mapped to 64 testable controls and 36 control objectives across a 624-configuration simulation battery (published as </w:t>
       </w:r>
       <w:hyperlink r:id="rId11">
         <w:r>
@@ -670,7 +670,7 @@
         </w:r>
       </w:hyperlink>
       <w:r>
-        <w:t xml:space="preserve"> Operational-risk taxonomy (74 risk vectors, 64 testable controls, 31 program objectives) mapped to a 624-scenario battery; Lido V3 staking-vault case study.</w:t>
+        <w:t xml:space="preserve"> Operational-risk taxonomy (74 risk vectors, 64 testable controls, 36 control objectives) mapped to a 624-configuration battery; Lido V3 staking-vault case study.</w:t>
       </w:r>
     </w:p>
     <w:p>
@@ -941,7 +941,7 @@
         <w:t>Stack:</w:t>
       </w:r>
       <w:r>
-        <w:t xml:space="preserve"> Python (pandas, statsmodels, scipy, matplotlib), R (fixest, did, synthdid), SQL (DuneSQL, Trino), JavaScript / TypeScript; 22 MCP and API connections wrapping the data sources above plus GitHub; Claude.ai + Claude Code + Cursor with 78-skill library and 33-file canonical-state architecture; n8n, Apify, Git / GitHub</w:t>
+        <w:t xml:space="preserve"> Python (pandas, statsmodels, scipy, matplotlib), R (fixest, did, synthdid), SQL (DuneSQL, Trino, BigQuery), JavaScript / TypeScript; 22 MCP and API connections wrapping the data sources above plus GitHub; Claude.ai + Claude Code + OpenAI Codex + Cursor with 78-skill library and 33-file canonical-state architecture; Jev (TypeSafe) typed-judgment offload; local models via Ollama (IBM Granite, Qwen); n8n, Apify, Git / GitHub</w:t>
       </w:r>
     </w:p>
     <w:p>

--- a/resumes/Zukowski_Resume_Risk.docx
+++ b/resumes/Zukowski_Resume_Risk.docx
@@ -112,7 +112,7 @@
           <w:i w:val="0"/>
           <w:sz w:val="17"/>
         </w:rPr>
-        <w:t>· Digital assets since 2016 (10 years) · 74⁠-⁠vector risk taxonomy · 64 testable controls · 624⁠-⁠configuration simulation battery · Thorchain $200M insolvency modeled 13 months ahead · 9 SSRN papers · 21 federal comment letters</w:t>
+        <w:t>· Digital assets since 2016 (10 years) · 74⁠-⁠vector risk taxonomy · 64 testable controls · 624⁠-⁠configuration simulation battery · Thorchain $200M insolvency modeled 13 months ahead · 9 SSRN papers · 22 federal comment letters</w:t>
         <w:br/>
         <w:t>· 37 USPTO patent applications across 27 families (Canonical⁠-⁠State Architecture for multi⁠-⁠agent AI research)</w:t>
       </w:r>
@@ -280,7 +280,7 @@
         <w:ind w:left="320" w:hanging="160"/>
       </w:pPr>
       <w:r>
-        <w:t xml:space="preserve">• Contributed 21 comment letters across a federal regulatory program (OCC bank stablecoin engagement </w:t>
+        <w:t xml:space="preserve">• Contributed 22 comment letters across a federal regulatory program (OCC bank stablecoin engagement </w:t>
       </w:r>
       <w:hyperlink r:id="rId12">
         <w:r>

--- a/resumes/Zukowski_Resume_Risk.docx
+++ b/resumes/Zukowski_Resume_Risk.docx
@@ -112,7 +112,7 @@
           <w:i w:val="0"/>
           <w:sz w:val="17"/>
         </w:rPr>
-        <w:t>· Digital assets since 2016 (10 years) · 74⁠-⁠vector risk taxonomy · 64 testable controls · 624⁠-⁠configuration simulation battery · Thorchain $200M insolvency modeled 13 months ahead · 9 SSRN papers · 22 federal comment letters</w:t>
+        <w:t>· Digital assets since 2016 (10 years) · 74⁠-⁠vector risk taxonomy · 64 testable controls · 624⁠-⁠configuration simulation battery · Thorchain $200M insolvency modeled 13 months ahead · 9 SSRN papers · 21 federal comment letters</w:t>
         <w:br/>
         <w:t>· 37 USPTO patent applications across 27 families (Canonical⁠-⁠State Architecture for multi⁠-⁠agent AI research)</w:t>
       </w:r>
@@ -280,7 +280,7 @@
         <w:ind w:left="320" w:hanging="160"/>
       </w:pPr>
       <w:r>
-        <w:t xml:space="preserve">• Contributed 22 comment letters across a federal regulatory program (OCC bank stablecoin engagement </w:t>
+        <w:t xml:space="preserve">• Contributed 21 comment letters across a federal regulatory program (OCC bank stablecoin engagement </w:t>
       </w:r>
       <w:hyperlink r:id="rId12">
         <w:r>

--- a/resumes/Zukowski_Resume_Risk.docx
+++ b/resumes/Zukowski_Resume_Risk.docx
@@ -112,9 +112,9 @@
           <w:i w:val="0"/>
           <w:sz w:val="17"/>
         </w:rPr>
-        <w:t>· Digital assets since 2016 (10 years) · 74⁠-⁠vector risk taxonomy · 64 testable controls · 624⁠-⁠configuration simulation battery · Thorchain $200M insolvency modeled 13 months ahead · 9 SSRN papers · 21 federal comment letters</w:t>
+        <w:t>· Digital assets since 2016 (10 years) · 74⁠-⁠vector risk taxonomy · 64 testable controls · 624⁠-⁠configuration simulation battery · Thorchain $200M insolvency modeled 13 months ahead · 9 SSRN papers · 22 federal comment letters</w:t>
         <w:br/>
-        <w:t>· 37 USPTO patent applications across 27 families (Canonical⁠-⁠State Architecture for multi⁠-⁠agent AI research)</w:t>
+        <w:t>· 41 USPTO patent applications across 31 families (Canonical⁠-⁠State Architecture for multi⁠-⁠agent AI research)</w:t>
       </w:r>
     </w:p>
     <w:p>
@@ -280,7 +280,7 @@
         <w:ind w:left="320" w:hanging="160"/>
       </w:pPr>
       <w:r>
-        <w:t xml:space="preserve">• Contributed 21 comment letters across a federal regulatory program (OCC bank stablecoin engagement </w:t>
+        <w:t xml:space="preserve">• Contributed 22 comment letters across a federal regulatory program (OCC bank stablecoin engagement </w:t>
       </w:r>
       <w:hyperlink r:id="rId12">
         <w:r>

--- a/resumes/Zukowski_Resume_Risk.docx
+++ b/resumes/Zukowski_Resume_Risk.docx
@@ -112,7 +112,7 @@
           <w:i w:val="0"/>
           <w:sz w:val="17"/>
         </w:rPr>
-        <w:t>· Digital assets since 2016 (10 years) · 74⁠-⁠vector risk taxonomy · 64 testable controls · 624⁠-⁠configuration simulation battery · Thorchain $200M insolvency modeled 13 months ahead · 9 SSRN papers · 22 federal comment letters</w:t>
+        <w:t>· Digital assets since 2016 (10 years) · 74⁠-⁠vector risk taxonomy · 64 testable controls · 624⁠-⁠configuration simulation battery · Thorchain $200M insolvency modeled 13 months ahead · 9 SSRN papers · 25 federal comment letters</w:t>
         <w:br/>
         <w:t>· 41 USPTO patent applications across 31 families (Canonical⁠-⁠State Architecture for multi⁠-⁠agent AI research)</w:t>
       </w:r>
@@ -280,7 +280,7 @@
         <w:ind w:left="320" w:hanging="160"/>
       </w:pPr>
       <w:r>
-        <w:t xml:space="preserve">• Contributed 22 comment letters across a federal regulatory program (OCC bank stablecoin engagement </w:t>
+        <w:t xml:space="preserve">• Contributed 25 comment letters across a federal regulatory program (OCC bank stablecoin engagement </w:t>
       </w:r>
       <w:hyperlink r:id="rId12">
         <w:r>

--- a/resumes/Zukowski_Resume_Risk.docx
+++ b/resumes/Zukowski_Resume_Risk.docx
@@ -114,7 +114,7 @@
         </w:rPr>
         <w:t>· Digital assets since 2016 (10 years) · 74⁠-⁠vector risk taxonomy · 64 testable controls · 624⁠-⁠configuration simulation battery · Thorchain $200M insolvency modeled 13 months ahead · 9 SSRN papers · 25 federal comment letters</w:t>
         <w:br/>
-        <w:t>· 41 USPTO patent applications across 31 families (Canonical⁠-⁠State Architecture for multi⁠-⁠agent AI research)</w:t>
+        <w:t>· 42 USPTO patent applications across 32 families (Canonical⁠-⁠State Architecture for multi⁠-⁠agent AI research)</w:t>
       </w:r>
     </w:p>
     <w:p>

--- a/resumes/Zukowski_Resume_Risk.docx
+++ b/resumes/Zukowski_Resume_Risk.docx
@@ -941,7 +941,7 @@
         <w:t>Stack:</w:t>
       </w:r>
       <w:r>
-        <w:t xml:space="preserve"> Python (pandas, statsmodels, scipy, matplotlib), R (fixest, did, synthdid), SQL (DuneSQL, Trino, BigQuery), JavaScript / TypeScript; 22 MCP and API connections wrapping the data sources above plus GitHub; Claude.ai + Claude Code + OpenAI Codex + Cursor with 78-skill library and 33-file canonical-state architecture; Jev (TypeSafe) typed-judgment offload; local models via Ollama (IBM Granite, Qwen); n8n, Apify, Git / GitHub</w:t>
+        <w:t xml:space="preserve"> Python (pandas, statsmodels, scipy, matplotlib), R (fixest, did, synthdid), SQL (DuneSQL, Trino, BigQuery), JavaScript / TypeScript; 15 MCP servers and 27 API services wrapping the data sources above plus GitHub; Claude.ai + Claude Code + OpenAI Codex + Cursor with 78-skill library and 33-file canonical-state architecture; Jev (TypeSafe) typed-judgment offload; local models via Ollama (IBM Granite, Qwen); n8n, Apify, Git / GitHub</w:t>
       </w:r>
     </w:p>
     <w:p>

--- a/resumes/Zukowski_Resume_Risk.docx
+++ b/resumes/Zukowski_Resume_Risk.docx
@@ -114,7 +114,7 @@
         </w:rPr>
         <w:t>· Digital assets since 2016 (10 years) · 74⁠-⁠vector risk taxonomy · 64 testable controls · 624⁠-⁠configuration simulation battery · Thorchain $200M insolvency modeled 13 months ahead · 9 SSRN papers · 25 federal comment letters</w:t>
         <w:br/>
-        <w:t>· 42 USPTO patent applications across 32 families (Canonical⁠-⁠State Architecture for multi⁠-⁠agent AI research)</w:t>
+        <w:t>· 46 USPTO patent applications across 36 families (Canonical⁠-⁠State Architecture for multi⁠-⁠agent AI research)</w:t>
       </w:r>
     </w:p>
     <w:p>
